--- a/courts/fourth-circuit/court-of-appeals/answering-brief/usage/OUTPUT-answering-brief.docx
+++ b/courts/fourth-circuit/court-of-appeals/answering-brief/usage/OUTPUT-answering-brief.docx
@@ -712,6 +712,7 @@
     <w:p>
       <w:pPr>
         <w:sectPr>
+          <w:footerReference w:type="default" r:id="rIdFtrNone"/>
           <w:pgSz w:w="12240" w:h="15840"/>
           <w:pgMar w:top="1440" w:right="1440" w:bottom="1440" w:left="1440" w:header="720" w:footer="720" w:gutter="0"/>
           <w:pgNumType w:fmt="lowerRoman" w:start="1"/>
@@ -2582,21 +2583,22 @@
     <w:p>
       <w:pPr>
         <w:sectPr>
-          <w:footerReference w:type="default" r:id="rIdFooter1"/>
+          <w:footerReference w:type="default" r:id="rIdFtrPage"/>
           <w:pgSz w:w="12240" w:h="15840"/>
           <w:pgMar w:top="1440" w:right="1440" w:bottom="1440" w:left="1440" w:header="720" w:footer="720" w:gutter="0"/>
           <w:pgNumType w:fmt="lowerRoman" w:start="1"/>
         </w:sectPr>
       </w:pPr>
     </w:p>
-    <w:bookmarkStart w:id="20" w:name="questions-presented-for-review"/>
     <w:p>
       <w:pPr>
         <w:pStyle w:val="Heading1"/>
       </w:pPr>
+      <w:bookmarkStart w:id="9" w:name="_3c7affb7d5699dce7341175c09ea6a46dbc7d1a"/>
       <w:r>
         <w:t xml:space="preserve">QUESTIONS PRESENTED FOR REVIEW</w:t>
       </w:r>
+      <w:bookmarkEnd w:id="9"/>
     </w:p>
     <w:p>
       <w:pPr>
@@ -2622,15 +2624,15 @@
         <w:t xml:space="preserve">3. Did the district court correctly conclude that Mr. Chapman failed to establish that his employer’s legitimate, non-discriminatory reasons behind its corrective action against him were pretextual in light of the well-documented history of his performance deficiencies?</w:t>
       </w:r>
     </w:p>
-    <w:bookmarkEnd w:id="20"/>
-    <w:bookmarkStart w:id="25" w:name="statement-of-the-case"/>
     <w:p>
       <w:pPr>
         <w:pStyle w:val="Heading1"/>
       </w:pPr>
+      <w:bookmarkStart w:id="10" w:name="_9ce86cd89e816c495213921bce711286420babc"/>
       <w:r>
         <w:t xml:space="preserve">STATEMENT OF THE CASE</w:t>
       </w:r>
+      <w:bookmarkEnd w:id="10"/>
     </w:p>
     <w:p>
       <w:pPr>
@@ -2658,14 +2660,15 @@
         <w:t xml:space="preserve">(“Title VII”). Mr. Chapman claims that the Office discriminated against him based on his color and his race, and that the Office retaliated against him for voicing his concerns about race relations in the workplace and for filing a fair practices complaint. (J.A. 6-34.)</w:t>
       </w:r>
     </w:p>
-    <w:bookmarkStart w:id="21" w:name="X61539633e71d8adb2be1d8b786d77ed03de98e4"/>
     <w:p>
       <w:pPr>
         <w:pStyle w:val="Heading2"/>
       </w:pPr>
+      <w:bookmarkStart w:id="11" w:name="_61539633e71d8adb2be1d8b786d77ed03de98e4"/>
       <w:r>
         <w:t xml:space="preserve">The Office of the State Fire Marshal and Its Primary Duties.</w:t>
       </w:r>
+      <w:bookmarkEnd w:id="11"/>
     </w:p>
     <w:p>
       <w:pPr>
@@ -2713,15 +2716,15 @@
         <w:t xml:space="preserve">One of the primary duties of fire marshals at the Office is to complete and submit “fire origin reports,” which document whether the cause of a particular fire or explosion was intentional or accidental. (J.A. 81, J.A. 109.) These reports play a crucial role in informing the work of prosecutors, investigators, and insurance professionals alike. (J.A. 82-85, J.A. 109.)</w:t>
       </w:r>
     </w:p>
-    <w:bookmarkEnd w:id="21"/>
-    <w:bookmarkStart w:id="23" w:name="X5b8f1e5e67c82422a840d887d0b9821ddab324b"/>
     <w:p>
       <w:pPr>
         <w:pStyle w:val="Heading2"/>
       </w:pPr>
+      <w:bookmarkStart w:id="12" w:name="_5b8f1e5e67c82422a840d887d0b9821ddab324b"/>
       <w:r>
         <w:t xml:space="preserve">Mr. Chapman’s Chronic Issue with Overdue Reports</w:t>
       </w:r>
+      <w:bookmarkEnd w:id="12"/>
     </w:p>
     <w:p>
       <w:pPr>
@@ -2750,7 +2753,7 @@
         <w:rPr>
           <w:rStyle w:val="FootnoteReference"/>
         </w:rPr>
-        <w:footnoteReference w:id="22"/>
+        <w:footnoteReference w:id="13"/>
       </w:r>
       <w:r>
         <w:t xml:space="preserve"> </w:t>
@@ -2759,15 +2762,15 @@
         <w:t xml:space="preserve">(J.A. 113.) The issue, however, did not resolve because, by November of 2018, NERO still had 143 incomplete cases. (J.A. 114.)</w:t>
       </w:r>
     </w:p>
-    <w:bookmarkEnd w:id="23"/>
-    <w:bookmarkStart w:id="24" w:name="procedural-history"/>
     <w:p>
       <w:pPr>
         <w:pStyle w:val="Heading2"/>
       </w:pPr>
+      <w:bookmarkStart w:id="14" w:name="_5ae8abf30e17063e01acabd435d57e23338d977"/>
       <w:r>
         <w:t xml:space="preserve">Procedural History</w:t>
       </w:r>
+      <w:bookmarkEnd w:id="14"/>
     </w:p>
     <w:p>
       <w:pPr>
@@ -2785,16 +2788,15 @@
         <w:t xml:space="preserve">Mr. Chapman filed suit on February 17, 2023, asserting Title VII claims of race discrimination, color discrimination, and retaliation (Counts I-III), a claim based on the Maryland Fair Employment Practices Act (Count IV), a retaliation claim under the Family and Medical Leave Act (Count V), and a claim based on violations of 42 U.S.C. § 1981 and § 1983 (Count VI). (J.A. 6-34.)</w:t>
       </w:r>
     </w:p>
-    <w:bookmarkEnd w:id="24"/>
-    <w:bookmarkEnd w:id="25"/>
-    <w:bookmarkStart w:id="26" w:name="summary-of-argument"/>
     <w:p>
       <w:pPr>
         <w:pStyle w:val="Heading1"/>
       </w:pPr>
+      <w:bookmarkStart w:id="15" w:name="_46604d111831f1e81d7ad6a7ac73e8c7d2c5dc8"/>
       <w:r>
         <w:t xml:space="preserve">SUMMARY OF ARGUMENT</w:t>
       </w:r>
+      <w:bookmarkEnd w:id="15"/>
     </w:p>
     <w:p>
       <w:pPr>
@@ -2804,21 +2806,21 @@
         <w:t xml:space="preserve">For years, Mr. Chapman failed to ensure that he and his subordinates timely submitted their fire origin reports, which he readily admits is an essential function he neglected to perform. This dereliction became so severe and persisted for so long that, at one point, Mr. Chapman and his region maintained a backlog of delinquent reports that totaled more than all the other regions combined. Nevertheless, despite numerous efforts by Mr. Chapman’s supervisors to help get him back on track, the Office was eventually forced to discipline Mr. Chapman’s continued failure to meet the Office’s basic expectations of a fire marshal and of a supervisor. Consequently, the district court correctly concluded that Mr. Chapman failed to establish a prima facie case of discrimination because he (1) cannot show satisfactory job performance, and (2) cannot identify any similarly-situated comparators who engaged in misconduct that was as serious as his, but that the Office treated more favorably.</w:t>
       </w:r>
     </w:p>
-    <w:bookmarkEnd w:id="26"/>
-    <w:bookmarkStart w:id="30" w:name="argument"/>
     <w:p>
       <w:pPr>
         <w:pStyle w:val="Heading1"/>
       </w:pPr>
+      <w:bookmarkStart w:id="16" w:name="_argument"/>
       <w:r>
         <w:t xml:space="preserve">ARGUMENT</w:t>
       </w:r>
-    </w:p>
-    <w:bookmarkStart w:id="27" w:name="Xc5f4f7cf9df7434962f291a18d494566acaad14"/>
+      <w:bookmarkEnd w:id="16"/>
+    </w:p>
     <w:p>
       <w:pPr>
         <w:pStyle w:val="Heading2"/>
       </w:pPr>
+      <w:bookmarkStart w:id="17" w:name="_c5f4f7cf9df7434962f291a18d494566acaad14"/>
       <w:r>
         <w:t xml:space="preserve">I.</w:t>
       </w:r>
@@ -2828,6 +2830,7 @@
       <w:r>
         <w:t xml:space="preserve">THIS COURT REVIEWS THE DISTRICT COURT’S GRANT OF SUMMARY JUDGMENT FOR LEGAL ERROR.</w:t>
       </w:r>
+      <w:bookmarkEnd w:id="17"/>
     </w:p>
     <w:p>
       <w:pPr>
@@ -3094,12 +3097,11 @@
         <w:t xml:space="preserve">.</w:t>
       </w:r>
     </w:p>
-    <w:bookmarkEnd w:id="27"/>
-    <w:bookmarkStart w:id="29" w:name="X9436050971e50ef6f70c87efc1ee8b4d0939673"/>
     <w:p>
       <w:pPr>
         <w:pStyle w:val="Heading2"/>
       </w:pPr>
+      <w:bookmarkStart w:id="18" w:name="_9436050971e50ef6f70c87efc1ee8b4d0939673"/>
       <w:r>
         <w:t xml:space="preserve">II.</w:t>
       </w:r>
@@ -3109,6 +3111,7 @@
       <w:r>
         <w:t xml:space="preserve">THE DISTRICT COURT CORRECTLY CONCLUDED THAT MR. CHAPMAN FAILED TO ESTABLISH PRIMA FACIE CASES OF DISCRIMINATION AND RETALIATION.</w:t>
       </w:r>
+      <w:bookmarkEnd w:id="18"/>
     </w:p>
     <w:p>
       <w:pPr>
@@ -3238,11 +3241,11 @@
         <w:t xml:space="preserve">. Here, Mr. Chapman fails in both respects, and the district court correctly granted summary judgment in the Office’s favor.</w:t>
       </w:r>
     </w:p>
-    <w:bookmarkStart w:id="28" w:name="X231fa4faf59223c8e84cc75fade2392e7675b5f"/>
     <w:p>
       <w:pPr>
         <w:pStyle w:val="Heading3"/>
       </w:pPr>
+      <w:bookmarkStart w:id="19" w:name="_231fa4faf59223c8e84cc75fade2392e7675b5f"/>
       <w:r>
         <w:t xml:space="preserve">A.</w:t>
       </w:r>
@@ -3252,6 +3255,7 @@
       <w:r>
         <w:t xml:space="preserve">The District Court Correctly Concluded That Mr. Chapman Failed to Establish a Prima Facie Case of Race or Color Discrimination Because He Cannot Show Satisfactory Job Performance or That He was Subjected to Disparate Treatment.</w:t>
       </w:r>
+      <w:bookmarkEnd w:id="19"/>
     </w:p>
     <w:p>
       <w:pPr>
@@ -3376,17 +3380,15 @@
         <w:t xml:space="preserve">(refusing to consider the repercussions of a disciplinary investigation as adverse actions under Title VII and holding that “terms, conditions, or benefits of a person’s employment do not typically, if ever, include general immunity from the application of basic employment policies or exemption from a state agency’s disciplinary procedures”).</w:t>
       </w:r>
     </w:p>
-    <w:bookmarkEnd w:id="28"/>
-    <w:bookmarkEnd w:id="29"/>
-    <w:bookmarkEnd w:id="30"/>
-    <w:bookmarkStart w:id="31" w:name="conclusion"/>
     <w:p>
       <w:pPr>
         <w:pStyle w:val="Heading1"/>
       </w:pPr>
+      <w:bookmarkStart w:id="20" w:name="_conclusion"/>
       <w:r>
         <w:t xml:space="preserve">CONCLUSION</w:t>
       </w:r>
+      <w:bookmarkEnd w:id="20"/>
     </w:p>
     <w:p>
       <w:pPr>
@@ -3643,11 +3645,10 @@
         <w:t xml:space="preserve">/s/ Kyle A. Ashe</w:t>
       </w:r>
     </w:p>
-    <w:bookmarkEnd w:id="31"/>
     <w:sectPr>
-      <w:footerReference r:id="rId9" w:type="default"/>
-      <w:pgSz w:h="15840" w:w="12240"/>
-      <w:pgMar w:bottom="1440" w:footer="720" w:gutter="0" w:header="720" w:left="1440" w:right="1440" w:top="1440"/>
+      <w:footerReference w:type="default" r:id="rIdFtrPage"/>
+      <w:pgSz w:w="12240" w:h="15840"/>
+      <w:pgMar w:top="1440" w:right="1440" w:bottom="1440" w:left="1440" w:header="720" w:footer="720" w:gutter="0"/>
       <w:pgNumType w:fmt="decimal" w:start="1"/>
     </w:sectPr>
   </w:body>
@@ -3700,7 +3701,7 @@
       </w:r>
     </w:p>
   </w:footnote>
-  <w:footnote w:id="22">
+  <w:footnote w:id="13">
     <w:p>
       <w:pPr>
         <w:pStyle w:val="FootnoteText"/>
@@ -3720,6 +3721,72 @@
     </w:p>
   </w:footnote>
 </w:footnotes>
+</file>
+
+<file path=word/ftr-add.xml><?xml version="1.0" encoding="utf-8"?>
+<w:ftr xmlns:w="http://schemas.openxmlformats.org/wordprocessingml/2006/main" xmlns:r="http://schemas.openxmlformats.org/officeDocument/2006/relationships">
+  <w:p>
+    <w:pPr>
+      <w:spacing w:before="0" w:after="0"/>
+      <w:jc w:val="center"/>
+    </w:pPr>
+    <w:r>
+      <w:t>Add-</w:t>
+    </w:r>
+    <w:r>
+      <w:fldChar w:fldCharType="begin"/>
+    </w:r>
+    <w:r>
+      <w:instrText xml:space="preserve"> PAGE </w:instrText>
+    </w:r>
+    <w:r>
+      <w:fldChar w:fldCharType="separate"/>
+    </w:r>
+    <w:r>
+      <w:t>1</w:t>
+    </w:r>
+    <w:r>
+      <w:fldChar w:fldCharType="end"/>
+    </w:r>
+  </w:p>
+</w:ftr>
+</file>
+
+<file path=word/ftr-none.xml><?xml version="1.0" encoding="utf-8"?>
+<w:ftr xmlns:w="http://schemas.openxmlformats.org/wordprocessingml/2006/main" xmlns:r="http://schemas.openxmlformats.org/officeDocument/2006/relationships">
+  <w:p>
+    <w:pPr>
+      <w:spacing w:before="0" w:after="0"/>
+      <w:jc w:val="center"/>
+    </w:pPr>
+  </w:p>
+</w:ftr>
+</file>
+
+<file path=word/ftr-page.xml><?xml version="1.0" encoding="utf-8"?>
+<w:ftr xmlns:w="http://schemas.openxmlformats.org/wordprocessingml/2006/main" xmlns:r="http://schemas.openxmlformats.org/officeDocument/2006/relationships">
+  <w:p>
+    <w:pPr>
+      <w:spacing w:before="0" w:after="0"/>
+      <w:jc w:val="center"/>
+    </w:pPr>
+    <w:r>
+      <w:fldChar w:fldCharType="begin"/>
+    </w:r>
+    <w:r>
+      <w:instrText xml:space="preserve"> PAGE </w:instrText>
+    </w:r>
+    <w:r>
+      <w:fldChar w:fldCharType="separate"/>
+    </w:r>
+    <w:r>
+      <w:t>1</w:t>
+    </w:r>
+    <w:r>
+      <w:fldChar w:fldCharType="end"/>
+    </w:r>
+  </w:p>
+</w:ftr>
 </file>
 
 <file path=word/numbering.xml><?xml version="1.0" encoding="utf-8"?>
@@ -3811,7 +3878,7 @@
   <w:docDefaults>
     <w:rPrDefault>
       <w:rPr>
-        <w:rFonts w:ascii="Liberation Serif" w:cs="Liberation Serif" w:eastAsia="Liberation Serif" w:hAnsi="Liberation Serif"/>
+        <w:rFonts w:ascii="Liberation Serif" w:hAnsi="Liberation Serif" w:eastAsia="Liberation Serif" w:cs="Liberation Serif"/>
         <w:sz w:val="28"/>
         <w:szCs w:val="28"/>
         <w:lang w:val="en-US"/>
@@ -3823,65 +3890,65 @@
       </w:pPr>
     </w:pPrDefault>
   </w:docDefaults>
-  <w:style w:default="1" w:styleId="Normal" w:type="paragraph">
+  <w:style w:type="paragraph" w:default="1" w:styleId="Normal">
     <w:name w:val="Normal"/>
     <w:qFormat/>
   </w:style>
-  <w:style w:default="1" w:styleId="DefaultParagraphFont" w:type="character">
+  <w:style w:type="character" w:default="1" w:styleId="DefaultParagraphFont">
     <w:name w:val="Default Paragraph Font"/>
     <w:uiPriority w:val="1"/>
     <w:semiHidden/>
   </w:style>
-  <w:style w:default="1" w:styleId="TableNormal" w:type="table">
+  <w:style w:type="table" w:default="1" w:styleId="TableNormal">
     <w:name w:val="Normal Table"/>
     <w:semiHidden/>
     <w:tblPr>
-      <w:tblInd w:type="dxa" w:w="0"/>
+      <w:tblInd w:w="0" w:type="dxa"/>
       <w:tblCellMar>
-        <w:top w:type="dxa" w:w="0"/>
-        <w:left w:type="dxa" w:w="108"/>
-        <w:bottom w:type="dxa" w:w="0"/>
-        <w:right w:type="dxa" w:w="108"/>
+        <w:top w:w="0" w:type="dxa"/>
+        <w:left w:w="108" w:type="dxa"/>
+        <w:bottom w:w="0" w:type="dxa"/>
+        <w:right w:w="108" w:type="dxa"/>
       </w:tblCellMar>
     </w:tblPr>
   </w:style>
-  <w:style w:default="1" w:styleId="NoList" w:type="numbering">
+  <w:style w:type="numbering" w:default="1" w:styleId="NoList">
     <w:name w:val="No List"/>
     <w:semiHidden/>
   </w:style>
-  <w:style w:styleId="BodyText" w:type="paragraph">
+  <w:style w:type="paragraph" w:styleId="BodyText">
     <w:name w:val="Body Text"/>
     <w:basedOn w:val="Normal"/>
     <w:qFormat/>
     <w:pPr>
-      <w:spacing w:after="0" w:before="0" w:line="629" w:lineRule="exact"/>
+      <w:spacing w:before="0" w:after="0" w:line="629" w:lineRule="exact"/>
       <w:ind w:firstLine="720"/>
     </w:pPr>
   </w:style>
-  <w:style w:styleId="FirstParagraph" w:type="paragraph">
+  <w:style w:type="paragraph" w:styleId="FirstParagraph">
     <w:name w:val="First Paragraph"/>
     <w:basedOn w:val="BodyText"/>
     <w:next w:val="BodyText"/>
     <w:qFormat/>
   </w:style>
-  <w:style w:styleId="Compact" w:type="paragraph">
+  <w:style w:type="paragraph" w:styleId="Compact">
     <w:name w:val="Compact"/>
     <w:basedOn w:val="BodyText"/>
     <w:qFormat/>
     <w:pPr>
-      <w:spacing w:after="0" w:before="0" w:line="629" w:lineRule="exact"/>
+      <w:spacing w:before="0" w:after="0" w:line="629" w:lineRule="exact"/>
     </w:pPr>
   </w:style>
-  <w:style w:styleId="BlockText" w:type="paragraph">
+  <w:style w:type="paragraph" w:styleId="BlockText">
     <w:name w:val="Block Text"/>
     <w:basedOn w:val="Normal"/>
     <w:qFormat/>
     <w:pPr>
-      <w:spacing w:after="180" w:before="0" w:line="400" w:lineRule="exact"/>
-      <w:ind w:firstLine="0" w:left="720" w:right="720"/>
+      <w:spacing w:before="0" w:after="180" w:line="400" w:lineRule="exact"/>
+      <w:ind w:left="720" w:right="720" w:firstLine="0"/>
     </w:pPr>
   </w:style>
-  <w:style w:styleId="Heading1" w:type="paragraph">
+  <w:style w:type="paragraph" w:styleId="Heading1">
     <w:name w:val="heading 1"/>
     <w:basedOn w:val="Normal"/>
     <w:next w:val="BodyText"/>
@@ -3889,7 +3956,7 @@
     <w:pPr>
       <w:keepNext/>
       <w:keepLines/>
-      <w:spacing w:after="220" w:before="300" w:line="400" w:lineRule="exact"/>
+      <w:spacing w:before="300" w:after="220" w:line="400" w:lineRule="exact"/>
       <w:ind w:firstLine="0"/>
       <w:jc w:val="center"/>
       <w:outlineLvl w:val="0"/>
@@ -3899,7 +3966,7 @@
       <w:caps/>
     </w:rPr>
   </w:style>
-  <w:style w:styleId="Heading2" w:type="paragraph">
+  <w:style w:type="paragraph" w:styleId="Heading2">
     <w:name w:val="heading 2"/>
     <w:basedOn w:val="Normal"/>
     <w:next w:val="BodyText"/>
@@ -3908,17 +3975,17 @@
       <w:keepNext/>
       <w:keepLines/>
       <w:tabs>
-        <w:tab w:pos="1440" w:val="left"/>
+        <w:tab w:val="left" w:pos="1440"/>
       </w:tabs>
-      <w:spacing w:after="180" w:before="220" w:line="400" w:lineRule="exact"/>
-      <w:ind w:firstLine="0" w:hanging="720" w:left="1440"/>
+      <w:spacing w:before="220" w:after="180" w:line="400" w:lineRule="exact"/>
+      <w:ind w:left="1440" w:hanging="720" w:firstLine="0"/>
       <w:outlineLvl w:val="1"/>
     </w:pPr>
     <w:rPr>
       <w:b/>
     </w:rPr>
   </w:style>
-  <w:style w:styleId="Heading3" w:type="paragraph">
+  <w:style w:type="paragraph" w:styleId="Heading3">
     <w:name w:val="heading 3"/>
     <w:basedOn w:val="Normal"/>
     <w:next w:val="BodyText"/>
@@ -3927,17 +3994,17 @@
       <w:keepNext/>
       <w:keepLines/>
       <w:tabs>
-        <w:tab w:pos="2160" w:val="left"/>
+        <w:tab w:val="left" w:pos="2160"/>
       </w:tabs>
-      <w:spacing w:after="180" w:before="220" w:line="400" w:lineRule="exact"/>
-      <w:ind w:firstLine="0" w:hanging="720" w:left="2160"/>
+      <w:spacing w:before="220" w:after="180" w:line="400" w:lineRule="exact"/>
+      <w:ind w:left="2160" w:hanging="720" w:firstLine="0"/>
       <w:outlineLvl w:val="2"/>
     </w:pPr>
     <w:rPr>
       <w:b/>
     </w:rPr>
   </w:style>
-  <w:style w:styleId="Heading4" w:type="paragraph">
+  <w:style w:type="paragraph" w:styleId="Heading4">
     <w:name w:val="heading 4"/>
     <w:basedOn w:val="Normal"/>
     <w:next w:val="BodyText"/>
@@ -3946,10 +4013,10 @@
       <w:keepNext/>
       <w:keepLines/>
       <w:tabs>
-        <w:tab w:pos="2880" w:val="left"/>
+        <w:tab w:val="left" w:pos="2880"/>
       </w:tabs>
-      <w:spacing w:after="180" w:before="220" w:line="400" w:lineRule="exact"/>
-      <w:ind w:firstLine="0" w:hanging="720" w:left="2880"/>
+      <w:spacing w:before="220" w:after="180" w:line="400" w:lineRule="exact"/>
+      <w:ind w:left="2880" w:hanging="720" w:firstLine="0"/>
       <w:outlineLvl w:val="3"/>
     </w:pPr>
     <w:rPr>
@@ -3957,7 +4024,7 @@
       <w:i/>
     </w:rPr>
   </w:style>
-  <w:style w:styleId="Heading5" w:type="paragraph">
+  <w:style w:type="paragraph" w:styleId="Heading5">
     <w:name w:val="heading 5"/>
     <w:basedOn w:val="Normal"/>
     <w:next w:val="BodyText"/>
@@ -3966,10 +4033,10 @@
       <w:keepNext/>
       <w:keepLines/>
       <w:tabs>
-        <w:tab w:pos="3600" w:val="left"/>
+        <w:tab w:val="left" w:pos="3600"/>
       </w:tabs>
-      <w:spacing w:after="180" w:before="220" w:line="400" w:lineRule="exact"/>
-      <w:ind w:firstLine="0" w:hanging="720" w:left="3600"/>
+      <w:spacing w:before="220" w:after="180" w:line="400" w:lineRule="exact"/>
+      <w:ind w:left="3600" w:hanging="720" w:firstLine="0"/>
       <w:outlineLvl w:val="4"/>
     </w:pPr>
     <w:rPr>
@@ -3977,7 +4044,7 @@
       <w:i/>
     </w:rPr>
   </w:style>
-  <w:style w:styleId="FootnoteText" w:type="paragraph">
+  <w:style w:type="paragraph" w:styleId="FootnoteText">
     <w:name w:val="footnote text"/>
     <w:basedOn w:val="Normal"/>
     <w:qFormat/>
@@ -3985,76 +4052,76 @@
       <w:spacing w:after="100" w:line="400" w:lineRule="exact"/>
     </w:pPr>
   </w:style>
-  <w:style w:styleId="FootnoteReference" w:type="character">
+  <w:style w:type="character" w:styleId="FootnoteReference">
     <w:name w:val="footnote reference"/>
     <w:vertAlign w:val="superscript"/>
   </w:style>
-  <w:style w:styleId="Hyperlink" w:type="character">
+  <w:style w:type="character" w:styleId="Hyperlink">
     <w:name w:val="Hyperlink"/>
     <w:rPr>
       <w:color w:val="000000"/>
     </w:rPr>
   </w:style>
-  <w:style w:styleId="TOC1" w:type="paragraph">
+  <w:style w:type="paragraph" w:styleId="TOC1">
     <w:name w:val="toc 1"/>
     <w:basedOn w:val="Normal"/>
     <w:next w:val="Normal"/>
     <w:pPr>
       <w:tabs>
-        <w:tab w:leader="dot" w:pos="9360" w:val="right"/>
+        <w:tab w:val="right" w:leader="dot" w:pos="9360"/>
       </w:tabs>
-      <w:spacing w:after="0" w:before="120" w:line="400" w:lineRule="exact"/>
+      <w:spacing w:before="120" w:after="0" w:line="400" w:lineRule="exact"/>
       <w:ind w:right="720"/>
     </w:pPr>
   </w:style>
-  <w:style w:styleId="TOC2" w:type="paragraph">
+  <w:style w:type="paragraph" w:styleId="TOC2">
     <w:name w:val="toc 2"/>
     <w:basedOn w:val="Normal"/>
     <w:next w:val="Normal"/>
     <w:pPr>
       <w:tabs>
-        <w:tab w:leader="dot" w:pos="9360" w:val="right"/>
+        <w:tab w:val="right" w:leader="dot" w:pos="9360"/>
       </w:tabs>
-      <w:spacing w:after="0" w:before="60" w:line="400" w:lineRule="exact"/>
+      <w:spacing w:before="60" w:after="0" w:line="400" w:lineRule="exact"/>
       <w:ind w:left="720" w:right="720"/>
     </w:pPr>
   </w:style>
-  <w:style w:styleId="TOC3" w:type="paragraph">
+  <w:style w:type="paragraph" w:styleId="TOC3">
     <w:name w:val="toc 3"/>
     <w:basedOn w:val="Normal"/>
     <w:next w:val="Normal"/>
     <w:pPr>
       <w:tabs>
-        <w:tab w:leader="dot" w:pos="9360" w:val="right"/>
+        <w:tab w:val="right" w:leader="dot" w:pos="9360"/>
       </w:tabs>
-      <w:spacing w:after="0" w:before="60" w:line="400" w:lineRule="exact"/>
+      <w:spacing w:before="60" w:after="0" w:line="400" w:lineRule="exact"/>
       <w:ind w:left="1440" w:right="720"/>
     </w:pPr>
   </w:style>
-  <w:style w:styleId="TOC4" w:type="paragraph">
+  <w:style w:type="paragraph" w:styleId="TOC4">
     <w:name w:val="toc 4"/>
     <w:basedOn w:val="Normal"/>
     <w:next w:val="Normal"/>
     <w:pPr>
       <w:tabs>
-        <w:tab w:leader="dot" w:pos="9360" w:val="right"/>
+        <w:tab w:val="right" w:leader="dot" w:pos="9360"/>
       </w:tabs>
-      <w:spacing w:after="0" w:before="60" w:line="400" w:lineRule="exact"/>
+      <w:spacing w:before="60" w:after="0" w:line="400" w:lineRule="exact"/>
       <w:ind w:left="2160" w:right="720"/>
     </w:pPr>
   </w:style>
-  <w:style w:styleId="TableofAuthorities" w:type="paragraph">
+  <w:style w:type="paragraph" w:styleId="TableofAuthorities">
     <w:name w:val="table of authorities"/>
     <w:basedOn w:val="Normal"/>
     <w:pPr>
       <w:tabs>
-        <w:tab w:leader="dot" w:pos="9360" w:val="right"/>
+        <w:tab w:val="right" w:leader="dot" w:pos="9360"/>
       </w:tabs>
-      <w:spacing w:after="0" w:before="100" w:line="400" w:lineRule="exact"/>
-      <w:ind w:hanging="500" w:left="500" w:right="720"/>
+      <w:spacing w:before="100" w:after="0" w:line="400" w:lineRule="exact"/>
+      <w:ind w:left="500" w:hanging="500" w:right="720"/>
     </w:pPr>
   </w:style>
-  <w:style w:styleId="Footer" w:type="paragraph">
+  <w:style w:type="paragraph" w:styleId="Footer">
     <w:name w:val="footer"/>
     <w:basedOn w:val="Normal"/>
     <w:pPr>

--- a/courts/fourth-circuit/court-of-appeals/answering-brief/usage/OUTPUT-answering-brief.docx
+++ b/courts/fourth-circuit/court-of-appeals/answering-brief/usage/OUTPUT-answering-brief.docx
@@ -5381,60 +5381,6 @@
 
 <file path=word/comments.xml><?xml version="1.0" encoding="utf-8"?>
 <w:comments xmlns:w="http://schemas.openxmlformats.org/wordprocessingml/2006/main" xmlns:m="http://schemas.openxmlformats.org/officeDocument/2006/math" xmlns:r="http://schemas.openxmlformats.org/officeDocument/2006/relationships" xmlns:o="urn:schemas-microsoft-com:office:office" xmlns:v="urn:schemas-microsoft-com:vml" xmlns:w10="urn:schemas-microsoft-com:office:word" xmlns:a="http://schemas.openxmlformats.org/drawingml/2006/main" xmlns:pic="http://schemas.openxmlformats.org/drawingml/2006/picture" xmlns:wp="http://schemas.openxmlformats.org/drawingml/2006/wordprocessingDrawing"/>
-</file>
-
-<file path=word/footer-arabic.xml><?xml version="1.0" encoding="utf-8"?>
-<w:ftr xmlns:w="http://schemas.openxmlformats.org/wordprocessingml/2006/main" xmlns:r="http://schemas.openxmlformats.org/officeDocument/2006/relationships">
-  <w:p>
-    <w:pPr>
-      <w:spacing w:before="0" w:after="0" w:line="240" w:lineRule="auto"/>
-      <w:ind w:firstLine="0"/>
-      <w:jc w:val="center"/>
-    </w:pPr>
-    <w:r>
-      <w:fldChar w:fldCharType="begin"/>
-    </w:r>
-    <w:r>
-      <w:instrText xml:space="preserve"> PAGE </w:instrText>
-    </w:r>
-    <w:r>
-      <w:fldChar w:fldCharType="separate"/>
-    </w:r>
-    <w:r>
-      <w:t>1</w:t>
-    </w:r>
-    <w:r>
-      <w:fldChar w:fldCharType="end"/>
-    </w:r>
-  </w:p>
-</w:ftr>
-</file>
-
-<file path=word/footer-roman.xml><?xml version="1.0" encoding="utf-8"?>
-<w:ftr xmlns:w="http://schemas.openxmlformats.org/wordprocessingml/2006/main" xmlns:r="http://schemas.openxmlformats.org/officeDocument/2006/relationships">
-  <w:p>
-    <w:pPr>
-      <w:spacing w:before="0" w:after="0" w:line="240" w:lineRule="auto"/>
-      <w:ind w:firstLine="0"/>
-      <w:jc w:val="center"/>
-    </w:pPr>
-    <w:r>
-      <w:fldChar w:fldCharType="begin"/>
-    </w:r>
-    <w:r>
-      <w:instrText xml:space="preserve"> PAGE </w:instrText>
-    </w:r>
-    <w:r>
-      <w:fldChar w:fldCharType="separate"/>
-    </w:r>
-    <w:r>
-      <w:t>1</w:t>
-    </w:r>
-    <w:r>
-      <w:fldChar w:fldCharType="end"/>
-    </w:r>
-  </w:p>
-</w:ftr>
 </file>
 
 <file path=word/footer1.xml><?xml version="1.0" encoding="utf-8"?>
@@ -5498,6 +5444,126 @@
     </w:p>
   </w:footnote>
 </w:footnotes>
+</file>
+
+<file path=word/ftr-add.xml><?xml version="1.0" encoding="utf-8"?>
+<w:ftr xmlns:w="http://schemas.openxmlformats.org/wordprocessingml/2006/main" xmlns:r="http://schemas.openxmlformats.org/officeDocument/2006/relationships">
+  <w:p>
+    <w:pPr>
+      <w:spacing w:before="0" w:after="0"/>
+      <w:jc w:val="center"/>
+    </w:pPr>
+    <w:r>
+      <w:t>Add-</w:t>
+    </w:r>
+    <w:r>
+      <w:fldChar w:fldCharType="begin"/>
+    </w:r>
+    <w:r>
+      <w:instrText xml:space="preserve"> PAGE </w:instrText>
+    </w:r>
+    <w:r>
+      <w:fldChar w:fldCharType="separate"/>
+    </w:r>
+    <w:r>
+      <w:t>1</w:t>
+    </w:r>
+    <w:r>
+      <w:fldChar w:fldCharType="end"/>
+    </w:r>
+  </w:p>
+</w:ftr>
+</file>
+
+<file path=word/ftr-none.xml><?xml version="1.0" encoding="utf-8"?>
+<w:ftr xmlns:w="http://schemas.openxmlformats.org/wordprocessingml/2006/main" xmlns:r="http://schemas.openxmlformats.org/officeDocument/2006/relationships">
+  <w:p>
+    <w:pPr>
+      <w:spacing w:before="0" w:after="0"/>
+      <w:jc w:val="center"/>
+    </w:pPr>
+  </w:p>
+</w:ftr>
+</file>
+
+<file path=word/ftr-own1.xml><?xml version="1.0" encoding="utf-8"?>
+<w:ftr xmlns:w="http://schemas.openxmlformats.org/wordprocessingml/2006/main" xmlns:r="http://schemas.openxmlformats.org/officeDocument/2006/relationships">
+  <w:p>
+    <w:pPr>
+      <w:spacing w:before="0" w:after="0" w:line="240" w:lineRule="auto"/>
+      <w:ind w:firstLine="0"/>
+      <w:jc w:val="center"/>
+    </w:pPr>
+    <w:r>
+      <w:fldChar w:fldCharType="begin"/>
+    </w:r>
+    <w:r>
+      <w:instrText xml:space="preserve"> PAGE </w:instrText>
+    </w:r>
+    <w:r>
+      <w:fldChar w:fldCharType="separate"/>
+    </w:r>
+    <w:r>
+      <w:t>1</w:t>
+    </w:r>
+    <w:r>
+      <w:fldChar w:fldCharType="end"/>
+    </w:r>
+  </w:p>
+</w:ftr>
+</file>
+
+<file path=word/ftr-own2.xml><?xml version="1.0" encoding="utf-8"?>
+<w:ftr xmlns:w="http://schemas.openxmlformats.org/wordprocessingml/2006/main" xmlns:r="http://schemas.openxmlformats.org/officeDocument/2006/relationships">
+  <w:p>
+    <w:pPr>
+      <w:spacing w:before="0" w:after="0" w:line="240" w:lineRule="auto"/>
+      <w:ind w:firstLine="0"/>
+      <w:jc w:val="center"/>
+    </w:pPr>
+    <w:r>
+      <w:fldChar w:fldCharType="begin"/>
+    </w:r>
+    <w:r>
+      <w:instrText xml:space="preserve"> PAGE </w:instrText>
+    </w:r>
+    <w:r>
+      <w:fldChar w:fldCharType="separate"/>
+    </w:r>
+    <w:r>
+      <w:t>1</w:t>
+    </w:r>
+    <w:r>
+      <w:fldChar w:fldCharType="end"/>
+    </w:r>
+  </w:p>
+</w:ftr>
+</file>
+
+<file path=word/ftr-page.xml><?xml version="1.0" encoding="utf-8"?>
+<w:ftr xmlns:w="http://schemas.openxmlformats.org/wordprocessingml/2006/main" xmlns:r="http://schemas.openxmlformats.org/officeDocument/2006/relationships">
+  <w:p>
+    <w:pPr>
+      <w:spacing w:before="0" w:after="0"/>
+      <w:jc w:val="center"/>
+    </w:pPr>
+    <w:r>
+      <w:fldChar w:fldCharType="begin"/>
+    </w:r>
+    <w:r>
+      <w:instrText xml:space="preserve"> PAGE </w:instrText>
+    </w:r>
+    <w:r>
+      <w:fldChar w:fldCharType="separate"/>
+    </w:r>
+    <w:r>
+      <w:t>1</w:t>
+    </w:r>
+    <w:r>
+      <w:fldChar w:fldCharType="end"/>
+    </w:r>
+  </w:p>
+</w:ftr>
 </file>
 
 <file path=word/numbering.xml><?xml version="1.0" encoding="utf-8"?>

--- a/courts/fourth-circuit/court-of-appeals/answering-brief/usage/OUTPUT-answering-brief.docx
+++ b/courts/fourth-circuit/court-of-appeals/answering-brief/usage/OUTPUT-answering-brief.docx
@@ -623,7 +623,7 @@
         <w:t xml:space="preserve">653</w:t>
       </w:r>
       <w:r>
-        <w:noBreakHyphen/>
+        <w:t xml:space="preserve">-⁠</w:t>
       </w:r>
       <w:r>
         <w:t xml:space="preserve">4293</w:t>
@@ -750,7 +750,7 @@
         <w:t xml:space="preserve">24</w:t>
       </w:r>
       <w:r>
-        <w:noBreakHyphen/>
+        <w:t xml:space="preserve">-⁠</w:t>
       </w:r>
       <w:r>
         <w:t xml:space="preserve">1766</w:t>
@@ -3522,7 +3522,7 @@
         <w:t xml:space="preserve">2000e</w:t>
       </w:r>
       <w:r>
-        <w:noBreakHyphen/>
+        <w:t xml:space="preserve">-⁠</w:t>
       </w:r>
       <w:r>
         <w:t xml:space="preserve">17</w:t>
@@ -3598,7 +3598,7 @@
         <w:t xml:space="preserve">6</w:t>
       </w:r>
       <w:r>
-        <w:noBreakHyphen/>
+        <w:t xml:space="preserve">-⁠</w:t>
       </w:r>
       <w:r>
         <w:t xml:space="preserve">301,</w:t>
@@ -3610,7 +3610,7 @@
         <w:t xml:space="preserve">6</w:t>
       </w:r>
       <w:r>
-        <w:noBreakHyphen/>
+        <w:t xml:space="preserve">-⁠</w:t>
       </w:r>
       <w:r>
         <w:t xml:space="preserve">302,</w:t>
@@ -3622,7 +3622,7 @@
         <w:t xml:space="preserve">6</w:t>
       </w:r>
       <w:r>
-        <w:noBreakHyphen/>
+        <w:t xml:space="preserve">-⁠</w:t>
       </w:r>
       <w:r>
         <w:t xml:space="preserve">309</w:t>
@@ -3800,25 +3800,7 @@
         <w:pStyle w:val="BodyText"/>
       </w:pPr>
       <w:r>
-        <w:t xml:space="preserve">This is an appeal of the United States District Court for the District of Maryland’s decision to enter summary judgment in favor of the Office of the State Fire Marshal (“the Office”) as to appellant Derek Chapman’s Title VII discrimination and retaliation claims against the Office. (J.A. 441</w:t>
-      </w:r>
-      <w:r>
-        <w:noBreakHyphen/>
-      </w:r>
-      <w:r>
-        <w:t xml:space="preserve">453); see 42 U.S.C. §§ 2000e – 2000e</w:t>
-      </w:r>
-      <w:r>
-        <w:noBreakHyphen/>
-      </w:r>
-      <w:r>
-        <w:t xml:space="preserve">17 (LexisNexis 1992) (“Title VII”). Mr. Chapman claims that the Office discriminated against him based on his color and his race, and that the Office retaliated against him for voicing his concerns about race relations in the workplace and for filing a fair practices complaint. (J.A. 6</w:t>
-      </w:r>
-      <w:r>
-        <w:noBreakHyphen/>
-      </w:r>
-      <w:r>
-        <w:t xml:space="preserve">34.)</w:t>
+        <w:t xml:space="preserve">This is an appeal of the United States District Court for the District of Maryland’s decision to enter summary judgment in favor of the Office of the State Fire Marshal (“the Office”) as to appellant Derek Chapman’s Title VII discrimination and retaliation claims against the Office. (J.A. 441-⁠453); see 42 U.S.C. §§ 2000e – 2000e-⁠17 (LexisNexis 1992) (“Title VII”). Mr. Chapman claims that the Office discriminated against him based on his color and his race, and that the Office retaliated against him for voicing his concerns about race relations in the workplace and for filing a fair practices complaint. (J.A. 6-⁠34.)</w:t>
       </w:r>
     </w:p>
     <w:p>
@@ -3894,31 +3876,7 @@
         <w:pStyle w:val="BodyText"/>
       </w:pPr>
       <w:r>
-        <w:t xml:space="preserve">The Office of State Fire Marshal is a statutorily-created, paramilitary organization under the Department of State Police that enforces fire- and arson-related laws in Maryland and investigates the origin and circumstances of fires and explosions. See Md. Code Ann., Pub. Safety §§ 6</w:t>
-      </w:r>
-      <w:r>
-        <w:noBreakHyphen/>
-      </w:r>
-      <w:r>
-        <w:t xml:space="preserve">301, 6</w:t>
-      </w:r>
-      <w:r>
-        <w:noBreakHyphen/>
-      </w:r>
-      <w:r>
-        <w:t xml:space="preserve">302, 6</w:t>
-      </w:r>
-      <w:r>
-        <w:noBreakHyphen/>
-      </w:r>
-      <w:r>
-        <w:t xml:space="preserve">309 (LexisNexis 2022). The State Fire Marshal oversees the Office, which is geographically divided into seven smaller regions throughout the state. Pub. Safety § 6</w:t>
-      </w:r>
-      <w:r>
-        <w:noBreakHyphen/>
-      </w:r>
-      <w:r>
-        <w:t xml:space="preserve">302; (J.A. 76, J.A. 80.) The State Fire Marshal’s second-in-command is the Chief Deputy Fire Marshal, and each region is overseen by its first-line supervisors: the Deputy Chief Fire Marshals. (J.A. 76, J.A. 78.) The starting rank in the Office is that of a Deputy Fire Marshal. (J.A. 74.) All Deputy Fire Marshals in the Office are sworn police officers. (J.A. 74.)</w:t>
+        <w:t xml:space="preserve">The Office of State Fire Marshal is a statutorily-created, paramilitary organization under the Department of State Police that enforces fire- and arson-related laws in Maryland and investigates the origin and circumstances of fires and explosions. See Md. Code Ann., Pub. Safety §§ 6-⁠301, 6-⁠302, 6-⁠309 (LexisNexis 2022). The State Fire Marshal oversees the Office, which is geographically divided into seven smaller regions throughout the state. Pub. Safety § 6-⁠302; (J.A. 76, J.A. 80.) The State Fire Marshal’s second-in-command is the Chief Deputy Fire Marshal, and each region is overseen by its first-line supervisors: the Deputy Chief Fire Marshals. (J.A. 76, J.A. 78.) The starting rank in the Office is that of a Deputy Fire Marshal. (J.A. 74.) All Deputy Fire Marshals in the Office are sworn police officers. (J.A. 74.)</w:t>
       </w:r>
     </w:p>
     <w:p>
@@ -3926,13 +3884,7 @@
         <w:pStyle w:val="BodyText"/>
       </w:pPr>
       <w:r>
-        <w:t xml:space="preserve">One of the primary duties of fire marshals at the Office is to complete and submit “fire origin reports,” which document whether the cause of a particular fire or explosion was intentional or accidental. (J.A. 81, J.A. 109.) These reports play a crucial role in informing the work of prosecutors, investigators, and insurance professionals alike. (J.A. 82</w:t>
-      </w:r>
-      <w:r>
-        <w:noBreakHyphen/>
-      </w:r>
-      <w:r>
-        <w:t xml:space="preserve">85, J.A. 109.)</w:t>
+        <w:t xml:space="preserve">One of the primary duties of fire marshals at the Office is to complete and submit “fire origin reports,” which document whether the cause of a particular fire or explosion was intentional or accidental. (J.A. 81, J.A. 109.) These reports play a crucial role in informing the work of prosecutors, investigators, and insurance professionals alike. (J.A. 82-⁠85, J.A. 109.)</w:t>
       </w:r>
     </w:p>
     <w:p>
@@ -3984,13 +3936,7 @@
         <w:pStyle w:val="BodyText"/>
       </w:pPr>
       <w:r>
-        <w:t xml:space="preserve">In 1998, the Office hired Mr. Chapman as a Deputy Fire Marshal and assigned him to the North East Regional Office, which is more commonly referred to as “NERO.” (J.A. 72</w:t>
-      </w:r>
-      <w:r>
-        <w:noBreakHyphen/>
-      </w:r>
-      <w:r>
-        <w:t xml:space="preserve">73, J.A. 76.) Brian Geraci was the State Fire Marshal during the relevant time of Mr. Chapman’s employment. (J.A. 77.) Greg Der became the Chief Deputy Fire Marshal in 2017. (J.A. 88.)</w:t>
+        <w:t xml:space="preserve">In 1998, the Office hired Mr. Chapman as a Deputy Fire Marshal and assigned him to the North East Regional Office, which is more commonly referred to as “NERO.” (J.A. 72-⁠73, J.A. 76.) Brian Geraci was the State Fire Marshal during the relevant time of Mr. Chapman’s employment. (J.A. 77.) Greg Der became the Chief Deputy Fire Marshal in 2017. (J.A. 88.)</w:t>
       </w:r>
     </w:p>
     <w:p>
@@ -3998,31 +3944,7 @@
         <w:pStyle w:val="BodyText"/>
       </w:pPr>
       <w:r>
-        <w:t xml:space="preserve">The Office promoted Mr. Chapman to Deputy Chief Fire Marshal of NERO in June of 2018. (J.A. 78</w:t>
-      </w:r>
-      <w:r>
-        <w:noBreakHyphen/>
-      </w:r>
-      <w:r>
-        <w:t xml:space="preserve">79.) Notably, Mr. Chapman maintained a backlog of overdue fire origin reports leading up to his promotion. (J.A. 92</w:t>
-      </w:r>
-      <w:r>
-        <w:noBreakHyphen/>
-      </w:r>
-      <w:r>
-        <w:t xml:space="preserve">93.) Since the Office holds its supervisors to a higher standard than non-supervisors, this came up as a concern during Mr. Chapman’s promotional interview, because he would soon be responsible for the timely submission of his subordinates’ reports, along with his own. (J.A. 91</w:t>
-      </w:r>
-      <w:r>
-        <w:noBreakHyphen/>
-      </w:r>
-      <w:r>
-        <w:t xml:space="preserve">93, J.A. 110.) Mr. Chapman responded by assuring his command that he would take action to see that the number of delinquent reports was reduced. (J.A. 91</w:t>
-      </w:r>
-      <w:r>
-        <w:noBreakHyphen/>
-      </w:r>
-      <w:r>
-        <w:t xml:space="preserve">93.)</w:t>
+        <w:t xml:space="preserve">The Office promoted Mr. Chapman to Deputy Chief Fire Marshal of NERO in June of 2018. (J.A. 78-⁠79.) Notably, Mr. Chapman maintained a backlog of overdue fire origin reports leading up to his promotion. (J.A. 92-⁠93.) Since the Office holds its supervisors to a higher standard than non-supervisors, this came up as a concern during Mr. Chapman’s promotional interview, because he would soon be responsible for the timely submission of his subordinates’ reports, along with his own. (J.A. 91-⁠93, J.A. 110.) Mr. Chapman responded by assuring his command that he would take action to see that the number of delinquent reports was reduced. (J.A. 91-⁠93.)</w:t>
       </w:r>
     </w:p>
     <w:p>
@@ -4066,19 +3988,7 @@
         <w:pStyle w:val="BodyText"/>
       </w:pPr>
       <w:r>
-        <w:t xml:space="preserve">On February 7, 2022, Mr. Chapman filed a charge of discrimination, based on race and retaliation, with the Maryland Commission on Civil Rights (“MCCR”) and Employee Equal Opportunity Commission (“EEOC”). (J.A. 262</w:t>
-      </w:r>
-      <w:r>
-        <w:noBreakHyphen/>
-      </w:r>
-      <w:r>
-        <w:t xml:space="preserve">264.) On June 16, 2022, he amended his charge to include a discrimination claim based on color. (J.A. 265</w:t>
-      </w:r>
-      <w:r>
-        <w:noBreakHyphen/>
-      </w:r>
-      <w:r>
-        <w:t xml:space="preserve">267.) The EEOC issued Mr. Chapman’s right-to-sue letter on November 22, 2022. (J.A. 8.)</w:t>
+        <w:t xml:space="preserve">On February 7, 2022, Mr. Chapman filed a charge of discrimination, based on race and retaliation, with the Maryland Commission on Civil Rights (“MCCR”) and Employee Equal Opportunity Commission (“EEOC”). (J.A. 262-⁠264.) On June 16, 2022, he amended his charge to include a discrimination claim based on color. (J.A. 265-⁠267.) The EEOC issued Mr. Chapman’s right-to-sue letter on November 22, 2022. (J.A. 8.)</w:t>
       </w:r>
     </w:p>
     <w:p>
@@ -4086,13 +3996,7 @@
         <w:pStyle w:val="BodyText"/>
       </w:pPr>
       <w:r>
-        <w:t xml:space="preserve">Mr. Chapman filed suit on February 17, 2023, asserting Title VII claims of race discrimination, color discrimination, and retaliation (Counts I-III), a claim based on the Maryland Fair Employment Practices Act (Count IV), a retaliation claim under the Family and Medical Leave Act (Count V), and a claim based on violations of 42 U.S.C. § 1981 and § 1983 (Count VI). (J.A. 6</w:t>
-      </w:r>
-      <w:r>
-        <w:noBreakHyphen/>
-      </w:r>
-      <w:r>
-        <w:t xml:space="preserve">34.)</w:t>
+        <w:t xml:space="preserve">Mr. Chapman filed suit on February 17, 2023, asserting Title VII claims of race discrimination, color discrimination, and retaliation (Counts I-III), a claim based on the Maryland Fair Employment Practices Act (Count IV), a retaliation claim under the Family and Medical Leave Act (Count V), and a claim based on violations of 42 U.S.C. § 1981 and § 1983 (Count VI). (J.A. 6-⁠34.)</w:t>
       </w:r>
     </w:p>
     <w:p>
@@ -4331,13 +4235,7 @@
         <w:t xml:space="preserve">Mitchell v. Data Gen. Corp.</w:t>
       </w:r>
       <w:r>
-        <w:t xml:space="preserve">, 12 F.3d 1310, 1315</w:t>
-      </w:r>
-      <w:r>
-        <w:noBreakHyphen/>
-      </w:r>
-      <w:r>
-        <w:t xml:space="preserve">16 (4th Cir. 1993);</w:t>
+        <w:t xml:space="preserve">, 12 F.3d 1310, 1315-⁠16 (4th Cir. 1993);</w:t>
       </w:r>
       <w:r>
         <w:t xml:space="preserve"> </w:t>
@@ -4798,19 +4696,7 @@
         <w:pStyle w:val="BodyText"/>
       </w:pPr>
       <w:r>
-        <w:t xml:space="preserve">Contrary to Mr. Chapman’s assertions, see Appellant’s Br. 15, 22</w:t>
-      </w:r>
-      <w:r>
-        <w:noBreakHyphen/>
-      </w:r>
-      <w:r>
-        <w:t xml:space="preserve">23, the Office never conceded that he suffered adverse actions under Title VII, especially since all of the actions in question were brought on by his own conduct. (J.A. 428</w:t>
-      </w:r>
-      <w:r>
-        <w:noBreakHyphen/>
-      </w:r>
-      <w:r>
-        <w:t xml:space="preserve">432);</w:t>
+        <w:t xml:space="preserve">Contrary to Mr. Chapman’s assertions, see Appellant’s Br. 15, 22-⁠23, the Office never conceded that he suffered adverse actions under Title VII, especially since all of the actions in question were brought on by his own conduct. (J.A. 428-⁠432);</w:t>
       </w:r>
       <w:r>
         <w:t xml:space="preserve"> </w:t>
@@ -5098,13 +4984,13 @@
         <w:t xml:space="preserve">410</w:t>
       </w:r>
       <w:r>
-        <w:noBreakHyphen/>
+        <w:t xml:space="preserve">-⁠</w:t>
       </w:r>
       <w:r>
         <w:t xml:space="preserve">653</w:t>
       </w:r>
       <w:r>
-        <w:noBreakHyphen/>
+        <w:t xml:space="preserve">-⁠</w:t>
       </w:r>
       <w:r>
         <w:t xml:space="preserve">4293</w:t>
@@ -5177,7 +5063,7 @@
         <w:t xml:space="preserve"> </w:t>
       </w:r>
       <w:r>
-        <w:t xml:space="preserve">This brief complies with the type-volume limitation of Federal Rule of Appellate Procedure 32(a)(7)(B) because this brief contains 1,734 words, excluding the parts of the brief exempted by Rule 32(f).</w:t>
+        <w:t xml:space="preserve">This brief complies with the type-volume limitation of Federal Rule of Appellate Procedure 32(a)⁠(7)⁠(B) because this brief contains 1,734 words, excluding the parts of the brief exempted by Rule 32(f).</w:t>
       </w:r>
     </w:p>
     <w:p>
@@ -5192,7 +5078,7 @@
         <w:t xml:space="preserve"> </w:t>
       </w:r>
       <w:r>
-        <w:t xml:space="preserve">This brief complies with the typeface requirements of Federal Rule of Appellate Procedure 32(a)(5) and the type style requirements of Rule 32(a)(6) because this brief has been prepared in a proportionally spaced typeface, Times New Roman, in fourteen-point type.</w:t>
+        <w:t xml:space="preserve">This brief complies with the typeface requirements of Federal Rule of Appellate Procedure 32(a)⁠(5) and the type style requirements of Rule 32(a)⁠(6) because this brief has been prepared in a proportionally spaced typeface, Times New Roman, in fourteen-point type.</w:t>
       </w:r>
     </w:p>
     <w:p>
